--- a/public/Shashikant_Resume_latest.docx
+++ b/public/Shashikant_Resume_latest.docx
@@ -441,7 +441,7 @@
           <w:rtl w:val="0"/>
           <w:lang w:val="en-IN" w:bidi="en-IN" w:eastAsia="en-IN"/>
         </w:rPr>
-        <w:t xml:space="preserve">, GitHub, Postman, VS Code</w:t>
+        <w:t>, GitHub, Postman, VS Code</w:t>
       </w:r>
     </w:p>
     <w:p>
@@ -1527,28 +1527,6 @@
           <w:szCs w:val="21"/>
         </w:rPr>
         <w:t>B.Tech, Mechanical Engineering</w:t>
-      </w:r>
-      <w:r>
-        <w:rPr>
-          <w:rFonts w:ascii="Calibri" w:hAnsi="Calibri" w:cs="Calibri" w:eastAsia="Calibri"/>
-          <w:b w:val="1"/>
-          <w:bCs w:val="1"/>
-          <w:color w:val="333333"/>
-          <w:sz w:val="21"/>
-          <w:szCs w:val="21"/>
-          <w:rtl w:val="0"/>
-          <w:lang w:val="en-IN" w:bidi="en-IN" w:eastAsia="en-IN"/>
-        </w:rPr>
-        <w:t xml:space="preserve"> </w:t>
-      </w:r>
-      <w:r>
-        <w:rPr>
-          <w:rFonts w:ascii="Calibri" w:hAnsi="Calibri" w:cs="Calibri" w:eastAsia="Calibri"/>
-          <w:color w:val="555555"/>
-          <w:sz w:val="20"/>
-          <w:szCs w:val="20"/>
-        </w:rPr>
-        <w:t xml:space="preserve"> (2013 - 2017)</w:t>
       </w:r>
     </w:p>
     <w:p>
